--- a/Суды среднего звена федеральных судов общей юрисдикции. Их место в судебной системе России, состав, структура и полномочия.docx
+++ b/Суды среднего звена федеральных судов общей юрисдикции. Их место в судебной системе России, состав, структура и полномочия.docx
@@ -348,7 +348,7 @@
         <w:tab/>
       </w:r>
       <w:r>
-        <w:t xml:space="preserve">10</w:t>
+        <w:t xml:space="preserve">9</w:t>
       </w:r>
     </w:p>
     <w:p>
@@ -365,7 +365,7 @@
         <w:tab/>
       </w:r>
       <w:r>
-        <w:t xml:space="preserve">14</w:t>
+        <w:t xml:space="preserve">12</w:t>
       </w:r>
     </w:p>
     <w:p>
@@ -383,7 +383,7 @@
         <w:tab/>
       </w:r>
       <w:r>
-        <w:t xml:space="preserve">14</w:t>
+        <w:t xml:space="preserve">12</w:t>
       </w:r>
     </w:p>
     <w:p>
@@ -401,7 +401,7 @@
         <w:tab/>
       </w:r>
       <w:r>
-        <w:t xml:space="preserve">17</w:t>
+        <w:t xml:space="preserve">14</w:t>
       </w:r>
     </w:p>
     <w:p>
@@ -418,7 +418,7 @@
         <w:tab/>
       </w:r>
       <w:r>
-        <w:t xml:space="preserve">22</w:t>
+        <w:t xml:space="preserve">18</w:t>
       </w:r>
     </w:p>
     <w:p>
@@ -436,7 +436,7 @@
         <w:tab/>
       </w:r>
       <w:r>
-        <w:t xml:space="preserve">22</w:t>
+        <w:t xml:space="preserve">18</w:t>
       </w:r>
     </w:p>
     <w:p>
@@ -454,7 +454,7 @@
         <w:tab/>
       </w:r>
       <w:r>
-        <w:t xml:space="preserve">25</w:t>
+        <w:t xml:space="preserve">20</w:t>
       </w:r>
     </w:p>
     <w:p>
@@ -472,7 +472,7 @@
         <w:tab/>
       </w:r>
       <w:r>
-        <w:t xml:space="preserve">29</w:t>
+        <w:t xml:space="preserve">23</w:t>
       </w:r>
     </w:p>
     <w:p>
@@ -489,7 +489,7 @@
         <w:tab/>
       </w:r>
       <w:r>
-        <w:t xml:space="preserve">32</w:t>
+        <w:t xml:space="preserve">25</w:t>
       </w:r>
     </w:p>
     <w:p>
@@ -506,7 +506,7 @@
         <w:tab/>
       </w:r>
       <w:r>
-        <w:t xml:space="preserve">35</w:t>
+        <w:t xml:space="preserve">27</w:t>
       </w:r>
     </w:p>
     <w:p>
@@ -820,7 +820,27 @@
         <w:jc w:val="both"/>
       </w:pPr>
       <w:r>
-        <w:t xml:space="preserve">Суды, аналогичные современным судам среднего звена, существовали в России еще со времен Судебной реформы 1864 года. Учреждение судебных установлений 1864 года создало окружные суды и судебные палаты; окружной суд действовал на территории нескольких уездов губернии и рассматривал большинство уголовных и гражданских дел, в том числе с участием присяжных заседателей</w:t>
+        <w:t xml:space="preserve">Современная правовая основа деятельности судов среднего звена включает несколько групп нормативных правовых актов.</w:t>
+      </w:r>
+    </w:p>
+    <w:p>
+      <w:pPr>
+        <w:spacing w:line="360" w:lineRule="auto"/>
+        <w:ind w:firstLine="709"/>
+        <w:jc w:val="both"/>
+      </w:pPr>
+      <w:r>
+        <w:t xml:space="preserve">Первую группу составляет Конституция Российской Федерации, которая устанавливает принципы правосудия (независимость, несменяемость и неприкосновенность судей, гласность, состязательность и равноправие сторон), порядок назначения судей федеральных судов, финансирование судов только из федерального бюджета. После конституционной реформы 2020 года статья 128 Конституции закрепляет, что председатели, заместители председателей и судьи других федеральных судов назначаются Президентом Российской Федерации в порядке, установленном федеральным конституционным законом.</w:t>
+      </w:r>
+    </w:p>
+    <w:p>
+      <w:pPr>
+        <w:spacing w:line="360" w:lineRule="auto"/>
+        <w:ind w:firstLine="709"/>
+        <w:jc w:val="both"/>
+      </w:pPr>
+      <w:r>
+        <w:t xml:space="preserve">Вторая группа – федеральные конституционные законы: «О судебной системе Российской Федерации», «О судах общей юрисдикции в Российской Федерации», «О военных судах Российской Федерации», а также Федеральный конституционный закон от 29 июля 2018 г. № 1-ФКЗ «О внесении изменений в отдельные федеральные конституционные законы в связи с созданием кассационных судов общей юрисдикции и апелляционных судов общей юрисдикции»</w:t>
       </w:r>
       <w:r>
         <w:rPr>
@@ -829,47 +849,17 @@
         <w:footnoteReference w:id="11"/>
       </w:r>
       <w:r>
-        <w:t xml:space="preserve">. Именно в пореформенный период сложилась идея о необходимости суда, стоящего между местным судом и высшей судебной инстанцией.</w:t>
-      </w:r>
-    </w:p>
-    <w:p>
-      <w:pPr>
-        <w:spacing w:line="360" w:lineRule="auto"/>
-        <w:ind w:firstLine="709"/>
-        <w:jc w:val="both"/>
-      </w:pPr>
-      <w:r>
-        <w:t xml:space="preserve">В советский период система судов строилась по административно-территориальному принципу. Положение о судоустройстве РСФСР 1922 года, а затем Закон о судоустройстве РСФСР 1960 и 1981 годов предусматривали районные (городские) народные суды, областные, краевые суды, суды автономных областей и национальных округов, верховные суды автономных республик. Областные и равные им суды рассматривали дела по первой инстанции, проверяли в кассационном порядке приговоры и решения народных судов, а их президиумы являлись надзорной инстанцией. Эта модель в значительной мере сохранялась вплоть до реформы 2018–2019 годов.</w:t>
-      </w:r>
-    </w:p>
-    <w:p>
-      <w:pPr>
-        <w:spacing w:line="360" w:lineRule="auto"/>
-        <w:ind w:firstLine="709"/>
-        <w:jc w:val="both"/>
-      </w:pPr>
-      <w:r>
-        <w:t xml:space="preserve">Современная правовая основа деятельности судов среднего звена включает несколько групп нормативных правовых актов.</w:t>
-      </w:r>
-    </w:p>
-    <w:p>
-      <w:pPr>
-        <w:spacing w:line="360" w:lineRule="auto"/>
-        <w:ind w:firstLine="709"/>
-        <w:jc w:val="both"/>
-      </w:pPr>
-      <w:r>
-        <w:t xml:space="preserve">Первую группу составляет Конституция Российской Федерации, которая устанавливает принципы правосудия (независимость, несменяемость и неприкосновенность судей, гласность, состязательность и равноправие сторон), порядок назначения судей федеральных судов, финансирование судов только из федерального бюджета. После конституционной реформы 2020 года статья 128 Конституции закрепляет, что председатели, заместители председателей и судьи других федеральных судов назначаются Президентом Российской Федерации в порядке, установленном федеральным конституционным законом.</w:t>
-      </w:r>
-    </w:p>
-    <w:p>
-      <w:pPr>
-        <w:spacing w:line="360" w:lineRule="auto"/>
-        <w:ind w:firstLine="709"/>
-        <w:jc w:val="both"/>
-      </w:pPr>
-      <w:r>
-        <w:t xml:space="preserve">Вторая группа – федеральные конституционные законы: «О судебной системе Российской Федерации», «О судах общей юрисдикции в Российской Федерации», «О военных судах Российской Федерации», а также Федеральный конституционный закон от 29 июля 2018 г. № 1-ФКЗ «О внесении изменений в отдельные федеральные конституционные законы в связи с созданием кассационных судов общей юрисдикции и апелляционных судов общей юрисдикции»</w:t>
+        <w:t xml:space="preserve">. Закон о судах общей юрисдикции содержит отдельную главу, посвященную верховным судам республик, краевым, областным судам, судам городов федерального значения, суду автономной области и судам автономных округов: в ней определены порядок их образования и упразднения, состав, полномочия, структура, полномочия президиума, судебных коллегий и председателя суда.</w:t>
+      </w:r>
+    </w:p>
+    <w:p>
+      <w:pPr>
+        <w:spacing w:line="360" w:lineRule="auto"/>
+        <w:ind w:firstLine="709"/>
+        <w:jc w:val="both"/>
+      </w:pPr>
+      <w:r>
+        <w:t xml:space="preserve">Третья группа – федеральные законы, определяющие статус судей и организационное обеспечение судов: Закон Российской Федерации от 26 июня 1992 г. № 3132-1 «О статусе судей в Российской Федерации»</w:t>
       </w:r>
       <w:r>
         <w:rPr>
@@ -878,17 +868,7 @@
         <w:footnoteReference w:id="12"/>
       </w:r>
       <w:r>
-        <w:t xml:space="preserve">. Закон о судах общей юрисдикции содержит отдельную главу, посвященную верховным судам республик, краевым, областным судам, судам городов федерального значения, суду автономной области и судам автономных округов: в ней определены порядок их образования и упразднения, состав, полномочия, структура, полномочия президиума, судебных коллегий и председателя суда.</w:t>
-      </w:r>
-    </w:p>
-    <w:p>
-      <w:pPr>
-        <w:spacing w:line="360" w:lineRule="auto"/>
-        <w:ind w:firstLine="709"/>
-        <w:jc w:val="both"/>
-      </w:pPr>
-      <w:r>
-        <w:t xml:space="preserve">Третья группа – федеральные законы, определяющие статус судей и организационное обеспечение судов: Закон Российской Федерации от 26 июня 1992 г. № 3132-1 «О статусе судей в Российской Федерации»</w:t>
+        <w:t xml:space="preserve">, Федеральный закон от 14 марта 2002 г. № 30-ФЗ «Об органах судейского сообщества в Российской Федерации»</w:t>
       </w:r>
       <w:r>
         <w:rPr>
@@ -897,7 +877,17 @@
         <w:footnoteReference w:id="13"/>
       </w:r>
       <w:r>
-        <w:t xml:space="preserve">, Федеральный закон от 14 марта 2002 г. № 30-ФЗ «Об органах судейского сообщества в Российской Федерации»</w:t>
+        <w:t xml:space="preserve">, Федеральный закон от 8 января 1998 г. № 7-ФЗ «О Судебном департаменте при Верховном Суде Российской Федерации», Федеральный закон от 20 августа 2004 г. № 113-ФЗ «О присяжных заседателях федеральных судов общей юрисдикции в Российской Федерации».</w:t>
+      </w:r>
+    </w:p>
+    <w:p>
+      <w:pPr>
+        <w:spacing w:line="360" w:lineRule="auto"/>
+        <w:ind w:firstLine="709"/>
+        <w:jc w:val="both"/>
+      </w:pPr>
+      <w:r>
+        <w:t xml:space="preserve">Четвертую группу образуют процессуальные кодексы, которые определяют подсудность дел судам среднего звена и порядок рассмотрения дел: Уголовно-процессуальный кодекс Российской Федерации</w:t>
       </w:r>
       <w:r>
         <w:rPr>
@@ -906,17 +896,7 @@
         <w:footnoteReference w:id="14"/>
       </w:r>
       <w:r>
-        <w:t xml:space="preserve">, Федеральный закон от 8 января 1998 г. № 7-ФЗ «О Судебном департаменте при Верховном Суде Российской Федерации», Федеральный закон от 20 августа 2004 г. № 113-ФЗ «О присяжных заседателях федеральных судов общей юрисдикции в Российской Федерации».</w:t>
-      </w:r>
-    </w:p>
-    <w:p>
-      <w:pPr>
-        <w:spacing w:line="360" w:lineRule="auto"/>
-        <w:ind w:firstLine="709"/>
-        <w:jc w:val="both"/>
-      </w:pPr>
-      <w:r>
-        <w:t xml:space="preserve">Четвертую группу образуют процессуальные кодексы, которые определяют подсудность дел судам среднего звена и порядок рассмотрения дел: Уголовно-процессуальный кодекс Российской Федерации</w:t>
+        <w:t xml:space="preserve">, Гражданский процессуальный кодекс Российской Федерации</w:t>
       </w:r>
       <w:r>
         <w:rPr>
@@ -925,7 +905,7 @@
         <w:footnoteReference w:id="15"/>
       </w:r>
       <w:r>
-        <w:t xml:space="preserve">, Гражданский процессуальный кодекс Российской Федерации</w:t>
+        <w:t xml:space="preserve">, Кодекс административного судопроизводства Российской Федерации</w:t>
       </w:r>
       <w:r>
         <w:rPr>
@@ -934,26 +914,7 @@
         <w:footnoteReference w:id="16"/>
       </w:r>
       <w:r>
-        <w:t xml:space="preserve">, Кодекс административного судопроизводства Российской Федерации</w:t>
-      </w:r>
-      <w:r>
-        <w:rPr>
-          <w:rStyle w:val="a6"/>
-        </w:rPr>
-        <w:footnoteReference w:id="17"/>
-      </w:r>
-      <w:r>
         <w:t xml:space="preserve">, Кодекс Российской Федерации об административных правонарушениях.</w:t>
-      </w:r>
-    </w:p>
-    <w:p>
-      <w:pPr>
-        <w:spacing w:line="360" w:lineRule="auto"/>
-        <w:ind w:firstLine="709"/>
-        <w:jc w:val="both"/>
-      </w:pPr>
-      <w:r>
-        <w:t xml:space="preserve">Пятую группу составляют подзаконные акты и акты органов судейского сообщества: постановления Пленума Верховного Суда Российской Федерации, разъясняющие вопросы применения процессуального законодательства, регламенты судов, Инструкция по судебному делопроизводству, Кодекс судейской этики. Внутренняя организация каждого суда среднего звена определяется также его регламентом, который утверждается президиумом суда.</w:t>
       </w:r>
     </w:p>
     <w:p>
@@ -1021,20 +982,49 @@
         <w:rPr>
           <w:rStyle w:val="a6"/>
         </w:rPr>
+        <w:footnoteReference w:id="17"/>
+      </w:r>
+      <w:r>
+        <w:t xml:space="preserve">. Кроме того, кандидат должен сдать квалификационный экзамен и получить рекомендацию квалификационной коллегии судей. Для кандидатов в окружные военные суды предусмотрено дополнительное требование – нахождение на военной службе в звании офицера (либо согласие на заключение контракта).</w:t>
+      </w:r>
+    </w:p>
+    <w:p>
+      <w:pPr>
+        <w:spacing w:line="360" w:lineRule="auto"/>
+        <w:ind w:firstLine="709"/>
+        <w:jc w:val="both"/>
+      </w:pPr>
+      <w:r>
+        <w:t xml:space="preserve">Порядок назначения выглядит следующим образом. Лицо, желающее занять вакантную должность судьи, подает заявление в квалификационную коллегию судей субъекта Российской Федерации, которая рассматривает документы и дает рекомендацию. Затем председатель суда вносит представление Председателю Верховного Суда Российской Федерации, который при согласии вносит представление Президенту Российской Федерации. Президент назначает судью своим указом. Вопросы, связанные с кандидатурами, предварительно рассматриваются Комиссией при Президенте Российской Федерации по предварительному рассмотрению кандидатур на должности судей федеральных судов</w:t>
+      </w:r>
+      <w:r>
+        <w:rPr>
+          <w:rStyle w:val="a6"/>
+        </w:rPr>
         <w:footnoteReference w:id="18"/>
       </w:r>
       <w:r>
-        <w:t xml:space="preserve">. Кроме того, кандидат должен сдать квалификационный экзамен и получить рекомендацию квалификационной коллегии судей. Для кандидатов в окружные военные суды предусмотрено дополнительное требование – нахождение на военной службе в звании офицера (либо согласие на заключение контракта).</w:t>
-      </w:r>
-    </w:p>
-    <w:p>
-      <w:pPr>
-        <w:spacing w:line="360" w:lineRule="auto"/>
-        <w:ind w:firstLine="709"/>
-        <w:jc w:val="both"/>
-      </w:pPr>
-      <w:r>
-        <w:t xml:space="preserve">Порядок назначения выглядит следующим образом. Лицо, желающее занять вакантную должность судьи, подает заявление в квалификационную коллегию судей субъекта Российской Федерации, которая рассматривает документы и дает рекомендацию. Затем председатель суда вносит представление Председателю Верховного Суда Российской Федерации, который при согласии вносит представление Президенту Российской Федерации. Президент назначает судью своим указом. Вопросы, связанные с кандидатурами, предварительно рассматриваются Комиссией при Президенте Российской Федерации по предварительному рассмотрению кандидатур на должности судей федеральных судов</w:t>
+        <w:t xml:space="preserve">. Судьи судов среднего звена назначаются без ограничения срока полномочий (до достижения предельного возраста – 70 лет), что является важной гарантией несменяемости.</w:t>
+      </w:r>
+    </w:p>
+    <w:p>
+      <w:pPr>
+        <w:spacing w:line="360" w:lineRule="auto"/>
+        <w:ind w:firstLine="709"/>
+        <w:jc w:val="both"/>
+      </w:pPr>
+      <w:r>
+        <w:t xml:space="preserve">Председатель суда субъекта Российской Федерации и его заместители назначаются на должность Президентом Российской Федерации по представлению Председателя Верховного Суда Российской Федерации при наличии положительного заключения Высшей квалификационной коллегии судей Российской Федерации сроком на шесть лет. Председатель суда наделен значительными организационно-распорядительными полномочиями: он председательствует на заседаниях президиума суда, организует работу суда, распределяет обязанности между заместителями, организует работу по повышению квалификации судей, осуществляет общее руководство деятельностью аппарата суда, представляет суд в отношениях с другими органами, а также принимает участие в рассмотрении дел. Заместитель председателя, как правило, является одновременно председателем одной из судебных коллегий.</w:t>
+      </w:r>
+    </w:p>
+    <w:p>
+      <w:pPr>
+        <w:spacing w:line="360" w:lineRule="auto"/>
+        <w:ind w:firstLine="709"/>
+        <w:jc w:val="both"/>
+      </w:pPr>
+      <w:r>
+        <w:t xml:space="preserve">В суде субъекта Российской Федерации, рассматривающем уголовные дела с участием присяжных заседателей, в состав суда при рассмотрении дела входят также присяжные заседатели. С 1 июня 2018 года коллегия присяжных заседателей в судах среднего звена состоит из восьми человек (в районных судах – из шести)</w:t>
       </w:r>
       <w:r>
         <w:rPr>
@@ -1043,27 +1033,17 @@
         <w:footnoteReference w:id="19"/>
       </w:r>
       <w:r>
-        <w:t xml:space="preserve">. Судьи судов среднего звена назначаются без ограничения срока полномочий (до достижения предельного возраста – 70 лет), что является важной гарантией несменяемости.</w:t>
-      </w:r>
-    </w:p>
-    <w:p>
-      <w:pPr>
-        <w:spacing w:line="360" w:lineRule="auto"/>
-        <w:ind w:firstLine="709"/>
-        <w:jc w:val="both"/>
-      </w:pPr>
-      <w:r>
-        <w:t xml:space="preserve">Председатель суда субъекта Российской Федерации и его заместители назначаются на должность Президентом Российской Федерации по представлению Председателя Верховного Суда Российской Федерации при наличии положительного заключения Высшей квалификационной коллегии судей Российской Федерации сроком на шесть лет. Председатель суда наделен значительными организационно-распорядительными полномочиями: он председательствует на заседаниях президиума суда, организует работу суда, распределяет обязанности между заместителями, организует работу по повышению квалификации судей, осуществляет общее руководство деятельностью аппарата суда, представляет суд в отношениях с другими органами, а также принимает участие в рассмотрении дел. Заместитель председателя, как правило, является одновременно председателем одной из судебных коллегий.</w:t>
-      </w:r>
-    </w:p>
-    <w:p>
-      <w:pPr>
-        <w:spacing w:line="360" w:lineRule="auto"/>
-        <w:ind w:firstLine="709"/>
-        <w:jc w:val="both"/>
-      </w:pPr>
-      <w:r>
-        <w:t xml:space="preserve">В суде субъекта Российской Федерации, рассматривающем уголовные дела с участием присяжных заседателей, в состав суда при рассмотрении дела входят также присяжные заседатели. С 1 июня 2018 года коллегия присяжных заседателей в судах среднего звена состоит из восьми человек (в районных судах – из шести)</w:t>
+        <w:t xml:space="preserve">. Списки кандидатов в присяжные заседатели для судов субъектов составляются высшим исполнительным органом субъекта Российской Федерации на основании списков, представленных органами местного самоуправления. Присяжные заседатели не являются судьями в собственном смысле слова, но на время исполнения своих обязанностей пользуются гарантиями независимости и неприкосновенности судей.</w:t>
+      </w:r>
+    </w:p>
+    <w:p>
+      <w:pPr>
+        <w:spacing w:line="360" w:lineRule="auto"/>
+        <w:ind w:firstLine="709"/>
+        <w:jc w:val="both"/>
+      </w:pPr>
+      <w:r>
+        <w:t xml:space="preserve">Состав окружного (флотского) военного суда определяется Законом о военных судах: он состоит из председателя, заместителей председателя, судей и действует в составе президиума и судебных коллегий. Судьи военных судов, являясь военнослужащими, обладают единым статусом судьи, а прохождение ими военной службы имеет лишь организационное значение и не может влиять на осуществление правосудия</w:t>
       </w:r>
       <w:r>
         <w:rPr>
@@ -1072,36 +1052,7 @@
         <w:footnoteReference w:id="20"/>
       </w:r>
       <w:r>
-        <w:t xml:space="preserve">. Списки кандидатов в присяжные заседатели для судов субъектов составляются высшим исполнительным органом субъекта Российской Федерации на основании списков, представленных органами местного самоуправления. Присяжные заседатели не являются судьями в собственном смысле слова, но на время исполнения своих обязанностей пользуются гарантиями независимости и неприкосновенности судей.</w:t>
-      </w:r>
-    </w:p>
-    <w:p>
-      <w:pPr>
-        <w:spacing w:line="360" w:lineRule="auto"/>
-        <w:ind w:firstLine="709"/>
-        <w:jc w:val="both"/>
-      </w:pPr>
-      <w:r>
-        <w:t xml:space="preserve">Состав окружного (флотского) военного суда определяется Законом о военных судах: он состоит из председателя, заместителей председателя, судей и действует в составе президиума и судебных коллегий. Судьи военных судов, являясь военнослужащими, обладают единым статусом судьи, а прохождение ими военной службы имеет лишь организационное значение и не может влиять на осуществление правосудия</w:t>
-      </w:r>
-      <w:r>
-        <w:rPr>
-          <w:rStyle w:val="a6"/>
-        </w:rPr>
-        <w:footnoteReference w:id="21"/>
-      </w:r>
-      <w:r>
         <w:t xml:space="preserve">.</w:t>
-      </w:r>
-    </w:p>
-    <w:p>
-      <w:pPr>
-        <w:spacing w:line="360" w:lineRule="auto"/>
-        <w:ind w:firstLine="709"/>
-        <w:jc w:val="both"/>
-      </w:pPr>
-      <w:r>
-        <w:t xml:space="preserve">Отдельно следует сказать о прекращении полномочий судей судов среднего звена. Основания прекращения полномочий перечислены в статье 14 Закона о статусе судей: письменное заявление об отставке, достижение предельного возраста, неспособность по состоянию здоровья осуществлять полномочия, вступление в законную силу обвинительного приговора, досрочное прекращение полномочий в качестве дисциплинарного взыскания и др. Решение о прекращении полномочий принимает квалификационная коллегия судей. Привлечь судью суда среднего звена к уголовной ответственности возможно только в особом порядке – с согласия Высшей квалификационной коллегии судей Российской Федерации, а уголовное дело возбуждается Председателем Следственного комитета Российской Федерации.</w:t>
       </w:r>
     </w:p>
     <w:p>
@@ -1148,58 +1099,48 @@
         <w:rPr>
           <w:rStyle w:val="a6"/>
         </w:rPr>
+        <w:footnoteReference w:id="21"/>
+      </w:r>
+      <w:r>
+        <w:t xml:space="preserve">. В настоящее время президиум суда среднего звена – прежде всего орган организационного и методического характера. Он утверждает по представлению председателя суда составы судебных коллегий, рассматривает материалы изучения и обобщения судебной практики и анализа судебной статистики, заслушивает отчеты председателей судебных коллегий о деятельности коллегий, рассматривает вопросы работы аппарата суда, оказывает содействие нижестоящим судам в правильном применении законов. Президиум вправе рассматривать и иные вопросы, отнесенные к его ведению федеральным законом.</w:t>
+      </w:r>
+    </w:p>
+    <w:p>
+      <w:pPr>
+        <w:spacing w:line="360" w:lineRule="auto"/>
+        <w:ind w:firstLine="709"/>
+        <w:jc w:val="both"/>
+      </w:pPr>
+      <w:r>
+        <w:t xml:space="preserve">Судебные коллегии – основные процессуальные подразделения суда среднего звена, в рамках которых осуществляется правосудие. В суде субъекта Российской Федерации образуются: судебная коллегия по гражданским делам; судебная коллегия по уголовным делам; судебная коллегия по административным делам. Составы коллегий утверждаются президиумом суда из числа судей этого суда по представлению председателя суда. Коллегии возглавляют председатели судебных коллегий, назначаемые на должность из числа судей Президентом Российской Федерации по представлению Председателя Верховного Суда сроком на шесть лет. Внутри коллегий могут образовываться судебные составы – группы судей, специализирующиеся на определенных категориях дел (например, составы по рассмотрению апелляционных жалоб на приговоры районных судов, составы по рассмотрению уголовных дел по первой инстанции с участием присяжных заседателей, составы по жилищным или трудовым спорам).</w:t>
+      </w:r>
+    </w:p>
+    <w:p>
+      <w:pPr>
+        <w:spacing w:line="360" w:lineRule="auto"/>
+        <w:ind w:firstLine="709"/>
+        <w:jc w:val="both"/>
+      </w:pPr>
+      <w:r>
+        <w:t xml:space="preserve">Судебная коллегия по гражданским делам рассматривает гражданские дела по первой инстанции в случаях, установленных Гражданским процессуальным кодексом, а также в апелляционном порядке дела по жалобам и представлениям на решения районных судов. Судебная коллегия по уголовным делам рассматривает уголовные дела по первой инстанции, в апелляционном порядке – жалобы и представления на приговоры и иные решения районных судов, в том числе на постановления об избрании меры пресечения, о производстве следственных действий, по жалобам в порядке статьи 125 УПК РФ. Судебная коллегия по административным делам рассматривает административные дела в порядке Кодекса административного судопроизводства, а также в определенных случаях – жалобы на постановления по делам об административных правонарушениях.</w:t>
+      </w:r>
+    </w:p>
+    <w:p>
+      <w:pPr>
+        <w:spacing w:line="360" w:lineRule="auto"/>
+        <w:ind w:firstLine="709"/>
+        <w:jc w:val="both"/>
+      </w:pPr>
+      <w:r>
+        <w:t xml:space="preserve">Аппарат суда обеспечивает деятельность суда и судей. В него входят помощники судей, секретари судебного заседания, консультанты, специалисты отделов (отдел делопроизводства, отдел обеспечения судопроизводства по уголовным и гражданским делам, отдел кадров, финансово-экономический отдел, отдел информатизации и др.). Работники аппарата являются государственными гражданскими служащими. Руководит аппаратом администратор суда (либо начальник отдела, руководитель аппарата), а общее руководство деятельностью аппарата осуществляет председатель суда. Особенностью судов среднего звена является то, что организационное обеспечение их деятельности осуществляет непосредственно Судебный департамент при Верховном Суде Российской Федерации, тогда как для районных судов эту функцию выполняет управление Судебного департамента в субъекте Российской Федерации</w:t>
+      </w:r>
+      <w:r>
+        <w:rPr>
+          <w:rStyle w:val="a6"/>
+        </w:rPr>
         <w:footnoteReference w:id="22"/>
       </w:r>
       <w:r>
-        <w:t xml:space="preserve">. В настоящее время президиум суда среднего звена – прежде всего орган организационного и методического характера. Он утверждает по представлению председателя суда составы судебных коллегий, рассматривает материалы изучения и обобщения судебной практики и анализа судебной статистики, заслушивает отчеты председателей судебных коллегий о деятельности коллегий, рассматривает вопросы работы аппарата суда, оказывает содействие нижестоящим судам в правильном применении законов. Президиум вправе рассматривать и иные вопросы, отнесенные к его ведению федеральным законом.</w:t>
-      </w:r>
-    </w:p>
-    <w:p>
-      <w:pPr>
-        <w:spacing w:line="360" w:lineRule="auto"/>
-        <w:ind w:firstLine="709"/>
-        <w:jc w:val="both"/>
-      </w:pPr>
-      <w:r>
-        <w:t xml:space="preserve">Судебные коллегии – основные процессуальные подразделения суда среднего звена, в рамках которых осуществляется правосудие. В суде субъекта Российской Федерации образуются: судебная коллегия по гражданским делам; судебная коллегия по уголовным делам; судебная коллегия по административным делам. Составы коллегий утверждаются президиумом суда из числа судей этого суда по представлению председателя суда. Коллегии возглавляют председатели судебных коллегий, назначаемые на должность из числа судей Президентом Российской Федерации по представлению Председателя Верховного Суда сроком на шесть лет. Внутри коллегий могут образовываться судебные составы – группы судей, специализирующиеся на определенных категориях дел (например, составы по рассмотрению апелляционных жалоб на приговоры районных судов, составы по рассмотрению уголовных дел по первой инстанции с участием присяжных заседателей, составы по жилищным или трудовым спорам).</w:t>
-      </w:r>
-    </w:p>
-    <w:p>
-      <w:pPr>
-        <w:spacing w:line="360" w:lineRule="auto"/>
-        <w:ind w:firstLine="709"/>
-        <w:jc w:val="both"/>
-      </w:pPr>
-      <w:r>
-        <w:t xml:space="preserve">Судебная коллегия по гражданским делам рассматривает гражданские дела по первой инстанции в случаях, установленных Гражданским процессуальным кодексом, а также в апелляционном порядке дела по жалобам и представлениям на решения районных судов. Судебная коллегия по уголовным делам рассматривает уголовные дела по первой инстанции, в апелляционном порядке – жалобы и представления на приговоры и иные решения районных судов, в том числе на постановления об избрании меры пресечения, о производстве следственных действий, по жалобам в порядке статьи 125 УПК РФ. Судебная коллегия по административным делам рассматривает административные дела в порядке Кодекса административного судопроизводства, а также в определенных случаях – жалобы на постановления по делам об административных правонарушениях.</w:t>
-      </w:r>
-    </w:p>
-    <w:p>
-      <w:pPr>
-        <w:spacing w:line="360" w:lineRule="auto"/>
-        <w:ind w:firstLine="709"/>
-        <w:jc w:val="both"/>
-      </w:pPr>
-      <w:r>
-        <w:t xml:space="preserve">Председатель судебной коллегии организует работу коллегии, председательствует в судебных заседаниях коллегии либо назначает председательствующих, организует изучение и обобщение судебной практики, ведение судебной статистики, осуществляет иные полномочия, предусмотренные законом. По итогам работы коллегии председатель отчитывается перед президиумом суда.</w:t>
-      </w:r>
-    </w:p>
-    <w:p>
-      <w:pPr>
-        <w:spacing w:line="360" w:lineRule="auto"/>
-        <w:ind w:firstLine="709"/>
-        <w:jc w:val="both"/>
-      </w:pPr>
-      <w:r>
-        <w:t xml:space="preserve">Аппарат суда обеспечивает деятельность суда и судей. В него входят помощники судей, секретари судебного заседания, консультанты, специалисты отделов (отдел делопроизводства, отдел обеспечения судопроизводства по уголовным и гражданским делам, отдел кадров, финансово-экономический отдел, отдел информатизации и др.). Работники аппарата являются государственными гражданскими служащими. Руководит аппаратом администратор суда (либо начальник отдела, руководитель аппарата), а общее руководство деятельностью аппарата осуществляет председатель суда. Особенностью судов среднего звена является то, что организационное обеспечение их деятельности осуществляет непосредственно Судебный департамент при Верховном Суде Российской Федерации, тогда как для районных судов эту функцию выполняет управление Судебного департамента в субъекте Российской Федерации</w:t>
-      </w:r>
-      <w:r>
-        <w:rPr>
-          <w:rStyle w:val="a6"/>
-        </w:rPr>
-        <w:footnoteReference w:id="23"/>
-      </w:r>
-      <w:r>
         <w:t xml:space="preserve">.</w:t>
       </w:r>
     </w:p>
@@ -1211,16 +1152,6 @@
       </w:pPr>
       <w:r>
         <w:t xml:space="preserve">Структура окружного (флотского) военного суда аналогична: в нем действуют президиум, судебные коллегии (по уголовным делам и по административным делам; гражданские дела рассматриваются коллегией по административным делам или отдельной коллегией) и аппарат. В настоящее время в системе военных судов действуют несколько окружных (флотских) военных судов, в том числе Центральный, Южный и Восточный окружные военные суды, Северный, Тихоокеанский и Балтийский флотские военные суды. Их территориальная юрисдикция распространяется на воинские части, учреждения и органы, дислоцированные в пределах соответствующего военного округа или флота.</w:t>
-      </w:r>
-    </w:p>
-    <w:p>
-      <w:pPr>
-        <w:spacing w:line="360" w:lineRule="auto"/>
-        <w:ind w:firstLine="709"/>
-        <w:jc w:val="both"/>
-      </w:pPr>
-      <w:r>
-        <w:t xml:space="preserve">Наряду с названными подразделениями при судах среднего звена действуют органы судейского сообщества. Хотя квалификационная коллегия судей субъекта и совет судей субъекта формально не являются структурными подразделениями суда, они, как правило, размещаются в здании суда среднего звена и тесно связаны с ним. Квалификационная коллегия судей субъекта Российской Федерации решает вопросы отбора кандидатов на должности судей районных судов и мировых судей, рекомендует кандидатов в суд субъекта, проводит квалификационную аттестацию, рассматривает вопросы дисциплинарной ответственности судей. Совет судей субъекта представляет интересы судей, решает вопросы организационного обеспечения, социальной защиты судей.</w:t>
       </w:r>
     </w:p>
     <w:p>
@@ -1278,20 +1209,39 @@
         <w:rPr>
           <w:rStyle w:val="a6"/>
         </w:rPr>
+        <w:footnoteReference w:id="23"/>
+      </w:r>
+      <w:r>
+        <w:t xml:space="preserve">. Кроме того, суду субъекта подсудны уголовные дела, в материалах которых содержатся сведения, составляющие государственную тайну.</w:t>
+      </w:r>
+    </w:p>
+    <w:p>
+      <w:pPr>
+        <w:spacing w:line="360" w:lineRule="auto"/>
+        <w:ind w:firstLine="709"/>
+        <w:jc w:val="both"/>
+      </w:pPr>
+      <w:r>
+        <w:t xml:space="preserve">Важной особенностью судов среднего звена является рассмотрение уголовных дел с участием присяжных заседателей. До 2018 года присяжные действовали только в судах среднего звена; с 1 июня 2018 года они участвуют и в районных судах, но наиболее тяжкие дела с участием присяжных по-прежнему рассматриваются судами субъектов в составе судьи и коллегии из восьми присяжных заседателей. По ходатайству обвиняемого суд среднего звена может рассматривать уголовное дело также коллегией из трех профессиональных судей (по делам о преступлениях, за которые может быть назначено наказание в виде лишения свободы на срок свыше двадцати лет, пожизненное лишение свободы или смертная казнь). В остальных случаях дело рассматривается судьей единолично</w:t>
+      </w:r>
+      <w:r>
+        <w:rPr>
+          <w:rStyle w:val="a6"/>
+        </w:rPr>
         <w:footnoteReference w:id="24"/>
       </w:r>
       <w:r>
-        <w:t xml:space="preserve">. Кроме того, суду субъекта подсудны уголовные дела, в материалах которых содержатся сведения, составляющие государственную тайну.</w:t>
-      </w:r>
-    </w:p>
-    <w:p>
-      <w:pPr>
-        <w:spacing w:line="360" w:lineRule="auto"/>
-        <w:ind w:firstLine="709"/>
-        <w:jc w:val="both"/>
-      </w:pPr>
-      <w:r>
-        <w:t xml:space="preserve">Важной особенностью судов среднего звена является рассмотрение уголовных дел с участием присяжных заседателей. До 2018 года присяжные действовали только в судах среднего звена; с 1 июня 2018 года они участвуют и в районных судах, но наиболее тяжкие дела с участием присяжных по-прежнему рассматриваются судами субъектов в составе судьи и коллегии из восьми присяжных заседателей. По ходатайству обвиняемого суд среднего звена может рассматривать уголовное дело также коллегией из трех профессиональных судей (по делам о преступлениях, за которые может быть назначено наказание в виде лишения свободы на срок свыше двадцати лет, пожизненное лишение свободы или смертная казнь). В остальных случаях дело рассматривается судьей единолично</w:t>
+        <w:t xml:space="preserve">.</w:t>
+      </w:r>
+    </w:p>
+    <w:p>
+      <w:pPr>
+        <w:spacing w:line="360" w:lineRule="auto"/>
+        <w:ind w:firstLine="709"/>
+        <w:jc w:val="both"/>
+      </w:pPr>
+      <w:r>
+        <w:t xml:space="preserve">В гражданском судопроизводстве подсудность судов среднего звена определена статьей 26 ГПК РФ. Областной и равный ему суд рассматривает по первой инстанции гражданские дела, связанные с государственной тайной; дела, предусмотренные международными договорами и связанные с исполнением решений иностранных судов (о признании и приведении в исполнение решений иностранных судов и иностранных арбитражных решений); дела об оспаривании решений третейских судов и о выдаче исполнительных листов на принудительное исполнение решений третейских судов, принятых на территории субъекта; ряд иных категорий дел, отнесенных к его подсудности федеральным законом</w:t>
       </w:r>
       <w:r>
         <w:rPr>
@@ -1300,6 +1250,25 @@
         <w:footnoteReference w:id="25"/>
       </w:r>
       <w:r>
+        <w:t xml:space="preserve">. Московский городской суд, кроме того, рассматривает дела о защите авторских и смежных прав в информационно-телекоммуникационных сетях (за исключением прав на фотографии), по которым им приняты предварительные обеспечительные меры.</w:t>
+      </w:r>
+    </w:p>
+    <w:p>
+      <w:pPr>
+        <w:spacing w:line="360" w:lineRule="auto"/>
+        <w:ind w:firstLine="709"/>
+        <w:jc w:val="both"/>
+      </w:pPr>
+      <w:r>
+        <w:t xml:space="preserve">В административном судопроизводстве (статья 20 КАС РФ) суды субъектов рассматривают по первой инстанции административные дела, связанные с государственной тайной; дела об оспаривании нормативных правовых актов органов государственной власти субъектов Российской Федерации, представительных органов муниципальных образований; дела о приостановлении деятельности или ликвидации регионального отделения политической партии, о ликвидации региональных общественных и религиозных организаций, о запрете деятельности общественного или религиозного объединения, не являющегося юридическим лицом; дела об оспаривании решений избирательных комиссий субъектов Российской Федерации; дела о присуждении компенсации за нарушение права на судопроизводство в разумный срок или права на исполнение судебного акта в разумный срок (по делам, рассмотренным районными судами и мировыми судьями); дела об оспаривании результатов определения кадастровой стоимости</w:t>
+      </w:r>
+      <w:r>
+        <w:rPr>
+          <w:rStyle w:val="a6"/>
+        </w:rPr>
+        <w:footnoteReference w:id="26"/>
+      </w:r>
+      <w:r>
         <w:t xml:space="preserve">.</w:t>
       </w:r>
     </w:p>
@@ -1310,71 +1279,13 @@
         <w:jc w:val="both"/>
       </w:pPr>
       <w:r>
-        <w:t xml:space="preserve">Для сотрудников органов внутренних дел подсудность судов среднего звена имеет практическое значение. Ряд уголовных дел, подсудных областным судам (например, о посягательстве на жизнь сотрудника полиции, об убийствах при отягчающих обстоятельствах в составе организованных групп), расследуется с участием оперативных подразделений МВД России. Качество собранных доказательств особенно важно при рассмотрении дел с участием присяжных заседателей, поскольку присяжные оценивают доказательства по своему внутреннему убеждению, а недопустимые доказательства исключаются из разбирательства еще на стадии предварительного слушания.</w:t>
-      </w:r>
-    </w:p>
-    <w:p>
-      <w:pPr>
-        <w:spacing w:line="360" w:lineRule="auto"/>
-        <w:ind w:firstLine="709"/>
-        <w:jc w:val="both"/>
-      </w:pPr>
-      <w:r>
-        <w:t xml:space="preserve">В гражданском судопроизводстве подсудность судов среднего звена определена статьей 26 ГПК РФ. Областной и равный ему суд рассматривает по первой инстанции гражданские дела, связанные с государственной тайной; дела, предусмотренные международными договорами и связанные с исполнением решений иностранных судов (о признании и приведении в исполнение решений иностранных судов и иностранных арбитражных решений); дела об оспаривании решений третейских судов и о выдаче исполнительных листов на принудительное исполнение решений третейских судов, принятых на территории субъекта; ряд иных категорий дел, отнесенных к его подсудности федеральным законом</w:t>
-      </w:r>
-      <w:r>
-        <w:rPr>
-          <w:rStyle w:val="a6"/>
-        </w:rPr>
-        <w:footnoteReference w:id="26"/>
-      </w:r>
-      <w:r>
-        <w:t xml:space="preserve">. Московский городской суд, кроме того, рассматривает дела о защите авторских и смежных прав в информационно-телекоммуникационных сетях (за исключением прав на фотографии), по которым им приняты предварительные обеспечительные меры.</w:t>
-      </w:r>
-    </w:p>
-    <w:p>
-      <w:pPr>
-        <w:spacing w:line="360" w:lineRule="auto"/>
-        <w:ind w:firstLine="709"/>
-        <w:jc w:val="both"/>
-      </w:pPr>
-      <w:r>
-        <w:t xml:space="preserve">В административном судопроизводстве (статья 20 КАС РФ) суды субъектов рассматривают по первой инстанции административные дела, связанные с государственной тайной; дела об оспаривании нормативных правовых актов органов государственной власти субъектов Российской Федерации, представительных органов муниципальных образований; дела о приостановлении деятельности или ликвидации регионального отделения политической партии, о ликвидации региональных общественных и религиозных организаций, о запрете деятельности общественного или религиозного объединения, не являющегося юридическим лицом; дела об оспаривании решений избирательных комиссий субъектов Российской Федерации; дела о присуждении компенсации за нарушение права на судопроизводство в разумный срок или права на исполнение судебного акта в разумный срок (по делам, рассмотренным районными судами и мировыми судьями); дела об оспаривании результатов определения кадастровой стоимости</w:t>
+        <w:t xml:space="preserve">Окружные (флотские) военные суды по первой инстанции рассматривают уголовные дела о преступлениях военнослужащих и граждан, проходящих военные сборы, отнесенные к подсудности судов субъектов (ч. 3 ст. 31 УПК РФ), дела, содержащие сведения, составляющие государственную тайну, а также административные дела об оспаривании нормативных правовых актов органов военного управления и иные дела, отнесенные к их компетенции. С 2022–2023 годов на окружные военные суды возложено также рассмотрение отдельных категорий дел о преступлениях террористической направленности: так, по ряду статей Уголовного кодекса (ст. 205–205.5, 206, 208, 211, 277–279, 281, 360 УК РФ) уголовные дела рассматриваются Южным, Центральным, Восточным и 2-м Западным окружными военными судами независимо от того, является ли обвиняемый военнослужащим</w:t>
       </w:r>
       <w:r>
         <w:rPr>
           <w:rStyle w:val="a6"/>
         </w:rPr>
         <w:footnoteReference w:id="27"/>
-      </w:r>
-      <w:r>
-        <w:t xml:space="preserve">.</w:t>
-      </w:r>
-    </w:p>
-    <w:p>
-      <w:pPr>
-        <w:spacing w:line="360" w:lineRule="auto"/>
-        <w:ind w:firstLine="709"/>
-        <w:jc w:val="both"/>
-      </w:pPr>
-      <w:r>
-        <w:t xml:space="preserve">Особое значение имеет нормоконтроль – проверка нормативных правовых актов субъектов Российской Федерации на соответствие федеральному законодательству. Признавая такой акт недействующим, суд среднего звена фактически участвует в обеспечении единства правового пространства страны. Применительно к органам внутренних дел нормоконтроль может касаться, например, региональных законов об административной ответственности или о профилактике правонарушений.</w:t>
-      </w:r>
-    </w:p>
-    <w:p>
-      <w:pPr>
-        <w:spacing w:line="360" w:lineRule="auto"/>
-        <w:ind w:firstLine="709"/>
-        <w:jc w:val="both"/>
-      </w:pPr>
-      <w:r>
-        <w:t xml:space="preserve">Окружные (флотские) военные суды по первой инстанции рассматривают уголовные дела о преступлениях военнослужащих и граждан, проходящих военные сборы, отнесенные к подсудности судов субъектов (ч. 3 ст. 31 УПК РФ), дела, содержащие сведения, составляющие государственную тайну, а также административные дела об оспаривании нормативных правовых актов органов военного управления и иные дела, отнесенные к их компетенции. С 2022–2023 годов на окружные военные суды возложено также рассмотрение отдельных категорий дел о преступлениях террористической направленности: так, по ряду статей Уголовного кодекса (ст. 205–205.5, 206, 208, 211, 277–279, 281, 360 УК РФ) уголовные дела рассматриваются Южным, Центральным, Восточным и 2-м Западным окружными военными судами независимо от того, является ли обвиняемый военнослужащим</w:t>
-      </w:r>
-      <w:r>
-        <w:rPr>
-          <w:rStyle w:val="a6"/>
-        </w:rPr>
-        <w:footnoteReference w:id="28"/>
       </w:r>
       <w:r>
         <w:t xml:space="preserve">.</w:t>
@@ -1414,20 +1325,49 @@
         <w:rPr>
           <w:rStyle w:val="a6"/>
         </w:rPr>
+        <w:footnoteReference w:id="28"/>
+      </w:r>
+      <w:r>
+        <w:t xml:space="preserve">. Суд апелляционной инстанции вправе исследовать доказательства, в том числе новые, и по результатам рассмотрения может оставить приговор без изменения, отменить приговор и вынести новый обвинительный или оправдательный приговор, изменить приговор, отменить приговор и передать дело на новое рассмотрение. Отдельно следует отметить апелляционную проверку постановлений районных судов об избрании меры пресечения в виде заключения под стражу, домашнего ареста, о продлении срока содержания под стражей, о разрешении производства обыска в жилище и иных следственных действий – эти решения непосредственно касаются деятельности органов предварительного расследования, в том числе следователей и дознавателей органов внутренних дел.</w:t>
+      </w:r>
+    </w:p>
+    <w:p>
+      <w:pPr>
+        <w:spacing w:line="360" w:lineRule="auto"/>
+        <w:ind w:firstLine="709"/>
+        <w:jc w:val="both"/>
+      </w:pPr>
+      <w:r>
+        <w:t xml:space="preserve">В гражданском процессе апелляционные жалобы и представления на решения районных судов рассматриваются судебной коллегией по гражданским делам суда субъекта коллегиально (в составе трех судей), частные жалобы на определения – как правило, судьей единолично</w:t>
+      </w:r>
+      <w:r>
+        <w:rPr>
+          <w:rStyle w:val="a6"/>
+        </w:rPr>
         <w:footnoteReference w:id="29"/>
       </w:r>
       <w:r>
-        <w:t xml:space="preserve">. Суд апелляционной инстанции вправе исследовать доказательства, в том числе новые, и по результатам рассмотрения может оставить приговор без изменения, отменить приговор и вынести новый обвинительный или оправдательный приговор, изменить приговор, отменить приговор и передать дело на новое рассмотрение. Отдельно следует отметить апелляционную проверку постановлений районных судов об избрании меры пресечения в виде заключения под стражу, домашнего ареста, о продлении срока содержания под стражей, о разрешении производства обыска в жилище и иных следственных действий – эти решения непосредственно касаются деятельности органов предварительного расследования, в том числе следователей и дознавателей органов внутренних дел.</w:t>
-      </w:r>
-    </w:p>
-    <w:p>
-      <w:pPr>
-        <w:spacing w:line="360" w:lineRule="auto"/>
-        <w:ind w:firstLine="709"/>
-        <w:jc w:val="both"/>
-      </w:pPr>
-      <w:r>
-        <w:t xml:space="preserve">В гражданском процессе апелляционные жалобы и представления на решения районных судов рассматриваются судебной коллегией по гражданским делам суда субъекта коллегиально (в составе трех судей), частные жалобы на определения – как правило, судьей единолично</w:t>
+        <w:t xml:space="preserve">. Аналогичным образом построено апелляционное производство по административным делам.</w:t>
+      </w:r>
+    </w:p>
+    <w:p>
+      <w:pPr>
+        <w:spacing w:line="360" w:lineRule="auto"/>
+        <w:ind w:firstLine="709"/>
+        <w:jc w:val="both"/>
+      </w:pPr>
+      <w:r>
+        <w:t xml:space="preserve">Важно подчеркнуть, что решения, принятые судом среднего звена в качестве суда первой инстанции, обжалуются в апелляционном порядке уже не в тот же суд и не в Верховный Суд, как это было до 2019 года, а в апелляционный суд общей юрисдикции. Всего было образовано пять таких судов: в Москве, Санкт-Петербурге, Сочи, Нижнем Новгороде и Новосибирске. Так, Четвертый апелляционный суд общей юрисдикции, расположенный в Нижнем Новгороде, проверяет решения и приговоры Нижегородского областного суда и судов ряда других субъектов Приволжского федерального округа. Для окружных (флотских) военных судов апелляционной инстанцией является Апелляционный военный суд.</w:t>
+      </w:r>
+    </w:p>
+    <w:p>
+      <w:pPr>
+        <w:spacing w:line="360" w:lineRule="auto"/>
+        <w:ind w:firstLine="709"/>
+        <w:jc w:val="both"/>
+      </w:pPr>
+      <w:r>
+        <w:t xml:space="preserve">В свою очередь, апелляционные определения судов среднего звена могут быть обжалованы в кассационном порядке в кассационный суд общей юрисдикции соответствующего судебного округа (их девять) или Кассационный военный суд, а затем – в Судебную коллегию Верховного Суда Российской Федерации. Таким образом, суд среднего звена для большинства дел своего региона является второй инстанцией, а не последней, что повышает гарантии права граждан на судебную защиту и одновременно снижает риск «региональной замкнутости» судебной практики</w:t>
       </w:r>
       <w:r>
         <w:rPr>
@@ -1436,27 +1376,17 @@
         <w:footnoteReference w:id="30"/>
       </w:r>
       <w:r>
-        <w:t xml:space="preserve">. Аналогичным образом построено апелляционное производство по административным делам.</w:t>
-      </w:r>
-    </w:p>
-    <w:p>
-      <w:pPr>
-        <w:spacing w:line="360" w:lineRule="auto"/>
-        <w:ind w:firstLine="709"/>
-        <w:jc w:val="both"/>
-      </w:pPr>
-      <w:r>
-        <w:t xml:space="preserve">Важно подчеркнуть, что решения, принятые судом среднего звена в качестве суда первой инстанции, обжалуются в апелляционном порядке уже не в тот же суд и не в Верховный Суд, как это было до 2019 года, а в апелляционный суд общей юрисдикции. Всего было образовано пять таких судов: в Москве, Санкт-Петербурге, Сочи, Нижнем Новгороде и Новосибирске. Так, Четвертый апелляционный суд общей юрисдикции, расположенный в Нижнем Новгороде, проверяет решения и приговоры Нижегородского областного суда и судов ряда других субъектов Приволжского федерального округа. Для окружных (флотских) военных судов апелляционной инстанцией является Апелляционный военный суд.</w:t>
-      </w:r>
-    </w:p>
-    <w:p>
-      <w:pPr>
-        <w:spacing w:line="360" w:lineRule="auto"/>
-        <w:ind w:firstLine="709"/>
-        <w:jc w:val="both"/>
-      </w:pPr>
-      <w:r>
-        <w:t xml:space="preserve">В свою очередь, апелляционные определения судов среднего звена могут быть обжалованы в кассационном порядке в кассационный суд общей юрисдикции соответствующего судебного округа (их девять) или Кассационный военный суд, а затем – в Судебную коллегию Верховного Суда Российской Федерации. Таким образом, суд среднего звена для большинства дел своего региона является второй инстанцией, а не последней, что повышает гарантии права граждан на судебную защиту и одновременно снижает риск «региональной замкнутости» судебной практики</w:t>
+        <w:t xml:space="preserve">.</w:t>
+      </w:r>
+    </w:p>
+    <w:p>
+      <w:pPr>
+        <w:spacing w:line="360" w:lineRule="auto"/>
+        <w:ind w:firstLine="709"/>
+        <w:jc w:val="both"/>
+      </w:pPr>
+      <w:r>
+        <w:t xml:space="preserve">В производстве по делам об административных правонарушениях суды среднего звена пересматривают решения районных судей по жалобам на постановления по делам об административных правонарушениях, а также постановления, вынесенные районными судьями (ст. 30.9 КоАП РФ)</w:t>
       </w:r>
       <w:r>
         <w:rPr>
@@ -1465,25 +1395,6 @@
         <w:footnoteReference w:id="31"/>
       </w:r>
       <w:r>
-        <w:t xml:space="preserve">.</w:t>
-      </w:r>
-    </w:p>
-    <w:p>
-      <w:pPr>
-        <w:spacing w:line="360" w:lineRule="auto"/>
-        <w:ind w:firstLine="709"/>
-        <w:jc w:val="both"/>
-      </w:pPr>
-      <w:r>
-        <w:t xml:space="preserve">В производстве по делам об административных правонарушениях суды среднего звена пересматривают решения районных судей по жалобам на постановления по делам об административных правонарушениях, а также постановления, вынесенные районными судьями (ст. 30.9 КоАП РФ)</w:t>
-      </w:r>
-      <w:r>
-        <w:rPr>
-          <w:rStyle w:val="a6"/>
-        </w:rPr>
-        <w:footnoteReference w:id="32"/>
-      </w:r>
-      <w:r>
         <w:t xml:space="preserve">. Многие такие дела возбуждаются по протоколам, составленным сотрудниками полиции (например, по статьям 19.3, 20.2, 12.8 КоАП РФ), поэтому позиции областных судов по данной категории дел непосредственно влияют на практику органов внутренних дел.</w:t>
       </w:r>
     </w:p>
@@ -1494,36 +1405,7 @@
         <w:jc w:val="both"/>
       </w:pPr>
       <w:r>
-        <w:t xml:space="preserve">Суды среднего звена рассматривают дела также по новым или вновь открывшимся обстоятельствам в отношении собственных судебных актов. Они рассматривают вопросы, возникающие при исполнении приговоров и решений, ими вынесенных, а также жалобы на отказ в принятии к производству.</w:t>
-      </w:r>
-    </w:p>
-    <w:p>
-      <w:pPr>
-        <w:spacing w:line="360" w:lineRule="auto"/>
-        <w:ind w:firstLine="709"/>
-        <w:jc w:val="both"/>
-      </w:pPr>
-      <w:r>
         <w:t xml:space="preserve">Помимо собственно правосудия суды среднего звена осуществляют иные, организационные и методические полномочия. К ним относятся: изучение и обобщение судебной практики районных судов и мировых судей своего региона; анализ судебной статистики; подготовка предложений по совершенствованию законодательства; представление в Верховный Суд Российской Федерации и соответствующие кассационные суды информации о практике применения законов. Суд субъекта осуществляет и некоторые функции по отношению к мировым судьям – в частности, председатель областного суда участвует в формировании корпуса мировых судей (вносит представления о назначении), а квалификационная коллегия при суде рассматривает кандидатуры. Председатель суда субъекта Российской Федерации назначает исполняющих обязанности председателей районных судов, организует работу по повышению квалификации судей региона, контролирует соблюдение сроков рассмотрения дел. При этом процессуальное руководство нижестоящими судами (указания по конкретным делам) исключено – это противоречило бы принципу независимости судей.</w:t>
-      </w:r>
-    </w:p>
-    <w:p>
-      <w:pPr>
-        <w:spacing w:line="360" w:lineRule="auto"/>
-        <w:ind w:firstLine="709"/>
-        <w:jc w:val="both"/>
-      </w:pPr>
-      <w:r>
-        <w:t xml:space="preserve">Отдельно отметим полномочия, связанные с организацией присяжных заседателей, информационной открытостью судов (размещение информации о деятельности суда в сети Интернет в соответствии с Федеральным законом от 22 декабря 2008 г. № 262-ФЗ</w:t>
-      </w:r>
-      <w:r>
-        <w:rPr>
-          <w:rStyle w:val="a6"/>
-        </w:rPr>
-        <w:footnoteReference w:id="33"/>
-      </w:r>
-      <w:r>
-        <w:t xml:space="preserve">), взаимодействием с органами государственной власти субъекта по вопросам материально-технического обеспечения. Суды среднего звена активно внедряют информационные технологии: подачу документов в электронном виде через систему ГАС «Правосудие», проведение судебных заседаний с использованием систем видео-конференц-связи и веб-конференций, что особенно важно при рассмотрении апелляционных жалоб лиц, содержащихся под стражей.</w:t>
       </w:r>
     </w:p>
     <w:p>
@@ -1560,7 +1442,7 @@
         <w:rPr>
           <w:rStyle w:val="a6"/>
         </w:rPr>
-        <w:footnoteReference w:id="34"/>
+        <w:footnoteReference w:id="32"/>
       </w:r>
       <w:r>
         <w:t xml:space="preserve">. Высокая нагрузка негативно сказывается на качестве правосудия и сроках рассмотрения дел. Решением проблемы может стать увеличение штатной численности судей и помощников в наиболее нагруженных регионах, дальнейшее развитие электронного правосудия, а также расширение примирительных процедур.</w:t>
@@ -1579,7 +1461,7 @@
         <w:rPr>
           <w:rStyle w:val="a6"/>
         </w:rPr>
-        <w:footnoteReference w:id="35"/>
+        <w:footnoteReference w:id="33"/>
       </w:r>
       <w:r>
         <w:t xml:space="preserve">. На наш взгляд, более оправданно законодательно закрепить понятие «судебное звено» и прямо указать в Законе о судах общей юрисдикции, какие суды относятся к среднему и межрегиональному звеньям.</w:t>
@@ -1593,16 +1475,6 @@
       </w:pPr>
       <w:r>
         <w:t xml:space="preserve">Третья проблема – совмещение в одном суде функций первой и апелляционной инстанции, а также организационного руководства нижестоящими судами. Это создает опасность неформального влияния суда среднего звена на районные суды («административной вертикали»). Механизмами снижения такой опасности служат принцип случайного (автоматизированного) распределения дел, развитие органов судейского сообщества, повышение прозрачности квалификационных коллегий.</w:t>
-      </w:r>
-    </w:p>
-    <w:p>
-      <w:pPr>
-        <w:spacing w:line="360" w:lineRule="auto"/>
-        <w:ind w:firstLine="709"/>
-        <w:jc w:val="both"/>
-      </w:pPr>
-      <w:r>
-        <w:t xml:space="preserve">Четвертая проблема связана с интеграцией новых субъектов Российской Федерации. Формирование корпуса судей Верховных Судов ДНР и ЛНР, Запорожского и Херсонского областных судов, а также районных судов этих регионов проходило в условиях переходного периода, применения законодательства, ранее действовавшего на этих территориях, и нехватки кадров. Для решения этих задач потребовалось введение переходных положений о статусе судей и сроках применения российских процессуальных норм.</w:t>
       </w:r>
     </w:p>
     <w:p>
@@ -2349,7 +2221,7 @@
           <w:sz w:val="20"/>
           <w:szCs w:val="20"/>
         </w:rPr>
-        <w:t xml:space="preserve"> Виленский Б. В. Судебная реформа и контрреформа в России. – Саратов : Приволжское кн. изд-во, 1969. – С. 145.</w:t>
+        <w:t xml:space="preserve"> О внесении изменений в отдельные федеральные конституционные законы в связи с созданием кассационных судов общей юрисдикции и апелляционных судов общей юрисдикции : федер. конституц. закон от 29.07.2018 № 1-ФКЗ // Собрание законодательства РФ. – 2018. – № 31. – Ст. 4811.</w:t>
       </w:r>
     </w:p>
   </w:footnote>
@@ -2371,7 +2243,7 @@
           <w:sz w:val="20"/>
           <w:szCs w:val="20"/>
         </w:rPr>
-        <w:t xml:space="preserve"> О внесении изменений в отдельные федеральные конституционные законы в связи с созданием кассационных судов общей юрисдикции и апелляционных судов общей юрисдикции : федер. конституц. закон от 29.07.2018 № 1-ФКЗ // Собрание законодательства РФ. – 2018. – № 31. – Ст. 4811.</w:t>
+        <w:t xml:space="preserve"> О статусе судей в Российской Федерации : закон РФ от 26.06.1992 № 3132-1 // Ведомости СНД и ВС РФ. – 1992. – № 30. – Ст. 1792.</w:t>
       </w:r>
     </w:p>
   </w:footnote>
@@ -2393,7 +2265,7 @@
           <w:sz w:val="20"/>
           <w:szCs w:val="20"/>
         </w:rPr>
-        <w:t xml:space="preserve"> О статусе судей в Российской Федерации : закон РФ от 26.06.1992 № 3132-1 // Ведомости СНД и ВС РФ. – 1992. – № 30. – Ст. 1792.</w:t>
+        <w:t xml:space="preserve"> Об органах судейского сообщества в Российской Федерации : федер. закон от 14.03.2002 № 30-ФЗ // Собрание законодательства РФ. – 2002. – № 11. – Ст. 1022.</w:t>
       </w:r>
     </w:p>
   </w:footnote>
@@ -2415,7 +2287,7 @@
           <w:sz w:val="20"/>
           <w:szCs w:val="20"/>
         </w:rPr>
-        <w:t xml:space="preserve"> Об органах судейского сообщества в Российской Федерации : федер. закон от 14.03.2002 № 30-ФЗ // Собрание законодательства РФ. – 2002. – № 11. – Ст. 1022.</w:t>
+        <w:t xml:space="preserve"> Уголовно-процессуальный кодекс Российской Федерации : федер. закон от 18.12.2001 № 174-ФЗ // Собрание законодательства РФ. – 2001. – № 52 (ч. I). – Ст. 4921.</w:t>
       </w:r>
     </w:p>
   </w:footnote>
@@ -2437,7 +2309,7 @@
           <w:sz w:val="20"/>
           <w:szCs w:val="20"/>
         </w:rPr>
-        <w:t xml:space="preserve"> Уголовно-процессуальный кодекс Российской Федерации : федер. закон от 18.12.2001 № 174-ФЗ // Собрание законодательства РФ. – 2001. – № 52 (ч. I). – Ст. 4921.</w:t>
+        <w:t xml:space="preserve"> Гражданский процессуальный кодекс Российской Федерации : федер. закон от 14.11.2002 № 138-ФЗ // Собрание законодательства РФ. – 2002. – № 46. – Ст. 4532.</w:t>
       </w:r>
     </w:p>
   </w:footnote>
@@ -2459,7 +2331,7 @@
           <w:sz w:val="20"/>
           <w:szCs w:val="20"/>
         </w:rPr>
-        <w:t xml:space="preserve"> Гражданский процессуальный кодекс Российской Федерации : федер. закон от 14.11.2002 № 138-ФЗ // Собрание законодательства РФ. – 2002. – № 46. – Ст. 4532.</w:t>
+        <w:t xml:space="preserve"> Кодекс административного судопроизводства Российской Федерации : федер. закон от 08.03.2015 № 21-ФЗ // Собрание законодательства РФ. – 2015. – № 10. – Ст. 1391.</w:t>
       </w:r>
     </w:p>
   </w:footnote>
@@ -2481,7 +2353,7 @@
           <w:sz w:val="20"/>
           <w:szCs w:val="20"/>
         </w:rPr>
-        <w:t xml:space="preserve"> Кодекс административного судопроизводства Российской Федерации : федер. закон от 08.03.2015 № 21-ФЗ // Собрание законодательства РФ. – 2015. – № 10. – Ст. 1391.</w:t>
+        <w:t xml:space="preserve"> Закон РФ «О статусе судей в Российской Федерации», ст. 4.</w:t>
       </w:r>
     </w:p>
   </w:footnote>
@@ -2503,7 +2375,7 @@
           <w:sz w:val="20"/>
           <w:szCs w:val="20"/>
         </w:rPr>
-        <w:t xml:space="preserve"> Закон РФ «О статусе судей в Российской Федерации», ст. 4.</w:t>
+        <w:t xml:space="preserve"> Божьев В. П. Указ. соч. – С. 239.</w:t>
       </w:r>
     </w:p>
   </w:footnote>
@@ -2525,7 +2397,7 @@
           <w:sz w:val="20"/>
           <w:szCs w:val="20"/>
         </w:rPr>
-        <w:t xml:space="preserve"> Божьев В. П. Указ. соч. – С. 239.</w:t>
+        <w:t xml:space="preserve"> Уголовно-процессуальный кодекс Российской Федерации, ст. 30.</w:t>
       </w:r>
     </w:p>
   </w:footnote>
@@ -2547,7 +2419,7 @@
           <w:sz w:val="20"/>
           <w:szCs w:val="20"/>
         </w:rPr>
-        <w:t xml:space="preserve"> Уголовно-процессуальный кодекс Российской Федерации, ст. 30.</w:t>
+        <w:t xml:space="preserve"> Гуценко К. Ф., Ковалев М. А. Указ. соч. – С. 141.</w:t>
       </w:r>
     </w:p>
   </w:footnote>
@@ -2569,7 +2441,7 @@
           <w:sz w:val="20"/>
           <w:szCs w:val="20"/>
         </w:rPr>
-        <w:t xml:space="preserve"> Гуценко К. Ф., Ковалев М. А. Указ. соч. – С. 141.</w:t>
+        <w:t xml:space="preserve"> Тарасов А. А., Гриненко А. В. Судебная реформа 2018–2019 годов: новеллы судоустройства и процессуального права // Российская юстиция. – 2019. – № 12. – С. 3.</w:t>
       </w:r>
     </w:p>
   </w:footnote>
@@ -2591,7 +2463,7 @@
           <w:sz w:val="20"/>
           <w:szCs w:val="20"/>
         </w:rPr>
-        <w:t xml:space="preserve"> Тарасов А. А., Гриненко А. В. Судебная реформа 2018–2019 годов: новеллы судоустройства и процессуального права // Российская юстиция. – 2019. – № 12. – С. 3.</w:t>
+        <w:t xml:space="preserve"> О Судебном департаменте при Верховном Суде Российской Федерации : федер. закон от 08.01.1998 № 7-ФЗ // Собрание законодательства РФ. – 1998. – № 2. – Ст. 223.</w:t>
       </w:r>
     </w:p>
   </w:footnote>
@@ -2613,7 +2485,7 @@
           <w:sz w:val="20"/>
           <w:szCs w:val="20"/>
         </w:rPr>
-        <w:t xml:space="preserve"> О Судебном департаменте при Верховном Суде Российской Федерации : федер. закон от 08.01.1998 № 7-ФЗ // Собрание законодательства РФ. – 1998. – № 2. – Ст. 223.</w:t>
+        <w:t xml:space="preserve"> Уголовно-процессуальный кодекс Российской Федерации, ст. 31.</w:t>
       </w:r>
     </w:p>
   </w:footnote>
@@ -2635,7 +2507,7 @@
           <w:sz w:val="20"/>
           <w:szCs w:val="20"/>
         </w:rPr>
-        <w:t xml:space="preserve"> Уголовно-процессуальный кодекс Российской Федерации, ст. 31.</w:t>
+        <w:t xml:space="preserve"> Уголовно-процессуальный кодекс Российской Федерации, ст. 30.</w:t>
       </w:r>
     </w:p>
   </w:footnote>
@@ -2657,7 +2529,7 @@
           <w:sz w:val="20"/>
           <w:szCs w:val="20"/>
         </w:rPr>
-        <w:t xml:space="preserve"> Уголовно-процессуальный кодекс Российской Федерации, ст. 30.</w:t>
+        <w:t xml:space="preserve"> Гражданский процессуальный кодекс Российской Федерации, ст. 26.</w:t>
       </w:r>
     </w:p>
   </w:footnote>
@@ -2679,7 +2551,7 @@
           <w:sz w:val="20"/>
           <w:szCs w:val="20"/>
         </w:rPr>
-        <w:t xml:space="preserve"> Гражданский процессуальный кодекс Российской Федерации, ст. 26.</w:t>
+        <w:t xml:space="preserve"> Кодекс административного судопроизводства Российской Федерации, ст. 20.</w:t>
       </w:r>
     </w:p>
   </w:footnote>
@@ -2701,7 +2573,7 @@
           <w:sz w:val="20"/>
           <w:szCs w:val="20"/>
         </w:rPr>
-        <w:t xml:space="preserve"> Кодекс административного судопроизводства Российской Федерации, ст. 20.</w:t>
+        <w:t xml:space="preserve"> Ковтун Н. Н. Военные суды в системе судов общей юрисдикции: актуальные вопросы подсудности // Уголовное судопроизводство. – 2023. – № 2. – С. 21.</w:t>
       </w:r>
     </w:p>
   </w:footnote>
@@ -2723,7 +2595,7 @@
           <w:sz w:val="20"/>
           <w:szCs w:val="20"/>
         </w:rPr>
-        <w:t xml:space="preserve"> Ковтун Н. Н. Военные суды в системе судов общей юрисдикции: актуальные вопросы подсудности // Уголовное судопроизводство. – 2023. – № 2. – С. 21.</w:t>
+        <w:t xml:space="preserve"> Уголовно-процессуальный кодекс Российской Федерации, ст. 389.3, 389.13.</w:t>
       </w:r>
     </w:p>
   </w:footnote>
@@ -2745,7 +2617,7 @@
           <w:sz w:val="20"/>
           <w:szCs w:val="20"/>
         </w:rPr>
-        <w:t xml:space="preserve"> Уголовно-процессуальный кодекс Российской Федерации, ст. 389.3, 389.13.</w:t>
+        <w:t xml:space="preserve"> Гражданский процессуальный кодекс Российской Федерации, ст. 320, 327.</w:t>
       </w:r>
     </w:p>
   </w:footnote>
@@ -2767,7 +2639,7 @@
           <w:sz w:val="20"/>
           <w:szCs w:val="20"/>
         </w:rPr>
-        <w:t xml:space="preserve"> Гражданский процессуальный кодекс Российской Федерации, ст. 320, 327.</w:t>
+        <w:t xml:space="preserve"> Клеандров М. И. Судебная реформа 2018–2019 гг.: итоги и перспективы // Журнал российского права. – 2020. – № 11. – С. 7.</w:t>
       </w:r>
     </w:p>
   </w:footnote>
@@ -2789,7 +2661,7 @@
           <w:sz w:val="20"/>
           <w:szCs w:val="20"/>
         </w:rPr>
-        <w:t xml:space="preserve"> Клеандров М. И. Судебная реформа 2018–2019 гг.: итоги и перспективы // Журнал российского права. – 2020. – № 11. – С. 7.</w:t>
+        <w:t xml:space="preserve"> Кодекс Российской Федерации об административных правонарушениях : федер. закон от 30.12.2001 № 195-ФЗ // Собрание законодательства РФ. – 2002. – № 1 (ч. I). – Ст. 1.</w:t>
       </w:r>
     </w:p>
   </w:footnote>
@@ -2811,55 +2683,11 @@
           <w:sz w:val="20"/>
           <w:szCs w:val="20"/>
         </w:rPr>
-        <w:t xml:space="preserve"> Кодекс Российской Федерации об административных правонарушениях : федер. закон от 30.12.2001 № 195-ФЗ // Собрание законодательства РФ. – 2002. – № 1 (ч. I). – Ст. 1.</w:t>
+        <w:t xml:space="preserve"> Сводные статистические сведения о деятельности федеральных судов общей юрисдикции и мировых судей за 2025 год // Судебный департамент при Верховном Суде РФ : [сайт]. – URL: http://www.cdep.ru (дата обращения: 01.10.2026).</w:t>
       </w:r>
     </w:p>
   </w:footnote>
   <w:footnote w:id="33">
-    <w:p>
-      <w:pPr>
-        <w:spacing w:after="0" w:line="240" w:lineRule="auto"/>
-        <w:ind w:firstLine="0"/>
-        <w:jc w:val="both"/>
-      </w:pPr>
-      <w:r>
-        <w:rPr>
-          <w:rStyle w:val="a6"/>
-        </w:rPr>
-        <w:footnoteRef/>
-      </w:r>
-      <w:r>
-        <w:rPr>
-          <w:sz w:val="20"/>
-          <w:szCs w:val="20"/>
-        </w:rPr>
-        <w:t xml:space="preserve"> Об обеспечении доступа к информации о деятельности судов в Российской Федерации : федер. закон от 22.12.2008 № 262-ФЗ // Собрание законодательства РФ. – 2008. – № 52 (ч. I). – Ст. 6217.</w:t>
-      </w:r>
-    </w:p>
-  </w:footnote>
-  <w:footnote w:id="34">
-    <w:p>
-      <w:pPr>
-        <w:spacing w:after="0" w:line="240" w:lineRule="auto"/>
-        <w:ind w:firstLine="0"/>
-        <w:jc w:val="both"/>
-      </w:pPr>
-      <w:r>
-        <w:rPr>
-          <w:rStyle w:val="a6"/>
-        </w:rPr>
-        <w:footnoteRef/>
-      </w:r>
-      <w:r>
-        <w:rPr>
-          <w:sz w:val="20"/>
-          <w:szCs w:val="20"/>
-        </w:rPr>
-        <w:t xml:space="preserve"> Сводные статистические сведения о деятельности федеральных судов общей юрисдикции и мировых судей за 2025 год // Судебный департамент при Верховном Суде РФ : [сайт]. – URL: http://www.cdep.ru (дата обращения: 01.10.2026).</w:t>
-      </w:r>
-    </w:p>
-  </w:footnote>
-  <w:footnote w:id="35">
     <w:p>
       <w:pPr>
         <w:spacing w:after="0" w:line="240" w:lineRule="auto"/>

--- a/Суды среднего звена федеральных судов общей юрисдикции. Их место в судебной системе России, состав, структура и полномочия.docx
+++ b/Суды среднего звена федеральных судов общей юрисдикции. Их место в судебной системе России, состав, структура и полномочия.docx
@@ -342,7 +342,7 @@
         <w:ind w:left="567"/>
       </w:pPr>
       <w:r>
-        <w:t xml:space="preserve">1.2. Историческое развитие и правовая основа деятельности судов среднего звена</w:t>
+        <w:t xml:space="preserve">1.2. Правовая основа деятельности судов среднего звена</w:t>
       </w:r>
       <w:r>
         <w:tab/>
@@ -810,7 +810,7 @@
         <w:jc w:val="center"/>
       </w:pPr>
       <w:r>
-        <w:t xml:space="preserve">1.2. Историческое развитие и правовая основа деятельности судов среднего звена</w:t>
+        <w:t xml:space="preserve">1.2. Правовая основа деятельности судов среднего звена</w:t>
       </w:r>
     </w:p>
     <w:p>
